--- a/MHBV 011026/03_FINANCEIRO/MHBV-10_Carta_Consulta_BNB.docx
+++ b/MHBV 011026/03_FINANCEIRO/MHBV-10_Carta_Consulta_BNB.docx
@@ -148,7 +148,7 @@
                 <w:sz w:val="18"/>
                 <w:szCs w:val="18"/>
               </w:rPr>
-              <w:t xml:space="preserve">Entreposto Regional de Mel (~550 m², SIE/ADAGRI) em Boa Viagem/CE · Crédito Híbrido</w:t>
+              <w:t xml:space="preserve">Entreposto Regional de Mel (630 m² úteis, SIE/ADAGRI) em Boa Viagem/CE · Crédito Híbrido</w:t>
             </w:r>
           </w:p>
         </w:tc>
@@ -569,7 +569,7 @@
                 <w:sz w:val="19"/>
                 <w:szCs w:val="19"/>
               </w:rPr>
-              <w:t xml:space="preserve">R$ 3,29 milhões</w:t>
+              <w:t xml:space="preserve">R$ 3,83 milhões</w:t>
             </w:r>
             <w:r>
               <w:rPr>
@@ -589,7 +589,7 @@
                 <w:sz w:val="19"/>
                 <w:szCs w:val="19"/>
               </w:rPr>
-              <w:t xml:space="preserve">R$ 2,0 milhões</w:t>
+              <w:t xml:space="preserve">R$ 2,0 milhões (≈ 52%) pretendidos</w:t>
             </w:r>
             <w:r>
               <w:rPr>
@@ -598,7 +598,7 @@
                 <w:sz w:val="19"/>
                 <w:szCs w:val="19"/>
               </w:rPr>
-              <w:t xml:space="preserve"> pretendidos no FNE Coopera investimento (12 anos, 4 de carência) e R$ 1,29 milhão de capital próprio (≈ 39%).</w:t>
+              <w:t xml:space="preserve"> no FNE Coopera investimento (12 anos, 4 de carência) e R$ 1,83 milhão de capital próprio (≈ 48%).</w:t>
             </w:r>
           </w:p>
           <w:p>
@@ -669,7 +669,7 @@
                 <w:sz w:val="19"/>
                 <w:szCs w:val="19"/>
               </w:rPr>
-              <w:t xml:space="preserve">2,51x</w:t>
+              <w:t xml:space="preserve">2,50x</w:t>
             </w:r>
             <w:r>
               <w:rPr>
@@ -678,7 +678,7 @@
                 <w:sz w:val="19"/>
                 <w:szCs w:val="19"/>
               </w:rPr>
-              <w:t xml:space="preserve"> (1,52x com mel −20%, acima do piso de 1,50x) e TIR do projeto de 30,1% a.a., conforme modelo MHBV-02A.</w:t>
+              <w:t xml:space="preserve"> (1,51x com mel −20%, acima do piso de 1,50x) e TIR do projeto de 25,2% a.a., conforme modelo MHBV-02A.</w:t>
             </w:r>
           </w:p>
           <w:p>
@@ -784,7 +784,7 @@
                 <w:sz w:val="26"/>
                 <w:szCs w:val="26"/>
               </w:rPr>
-              <w:t xml:space="preserve">R$ 3,29 mi</w:t>
+              <w:t xml:space="preserve">R$ 3,83 mi</w:t>
             </w:r>
           </w:p>
           <w:p>
@@ -862,7 +862,7 @@
                 <w:sz w:val="26"/>
                 <w:szCs w:val="26"/>
               </w:rPr>
-              <w:t xml:space="preserve">2,51x</w:t>
+              <w:t xml:space="preserve">2,50x</w:t>
             </w:r>
           </w:p>
           <w:p>
@@ -890,7 +890,7 @@
                 <w:sz w:val="14"/>
                 <w:szCs w:val="14"/>
               </w:rPr>
-              <w:t xml:space="preserve">1,52x com mel −20%</w:t>
+              <w:t xml:space="preserve">1,51x com mel −20%</w:t>
             </w:r>
           </w:p>
         </w:tc>
@@ -940,7 +940,7 @@
                 <w:sz w:val="32"/>
                 <w:szCs w:val="32"/>
               </w:rPr>
-              <w:t xml:space="preserve">30,1%</w:t>
+              <w:t xml:space="preserve">25,2%</w:t>
             </w:r>
           </w:p>
           <w:p>
@@ -1326,7 +1326,7 @@
                 <w:sz w:val="17"/>
                 <w:szCs w:val="17"/>
               </w:rPr>
-              <w:t xml:space="preserve">Entreposto de ~550 m², fluxo em uma direção (Portaria SDA/MAPA nº 795/2023, alterada pela nº 1.439/2025) · 10 pessoas CLT + RT por contrato</w:t>
+              <w:t xml:space="preserve">Entreposto de 630 m² úteis (≈ 666 m² construídos), fluxo em uma direção (Portaria SDA/MAPA nº 795/2023, alterada pela nº 1.439/2025) · 10 pessoas CLT + RT por contrato</w:t>
             </w:r>
           </w:p>
         </w:tc>
@@ -1403,7 +1403,7 @@
                 <w:sz w:val="17"/>
                 <w:szCs w:val="17"/>
               </w:rPr>
-              <w:t xml:space="preserve">R$ 3,29 mi: obras R$ 1,30 mi · equipamentos e laboratório R$ 1,69 mi · projetos, licenças e imprevistos R$ 0,30 mi</w:t>
+              <w:t xml:space="preserve">R$ 3,83 mi: obras R$ 1,79 mi · equipamentos e laboratório R$ 1,69 mi · projetos, licenças e imprevistos R$ 0,35 mi. Obra orçada por tipo de área + 6% de estrutura + BDI 25% (MHBV-18, Cenário 2); preços unitários [REQUER VERIFICAÇÃO EXTERNA].</w:t>
             </w:r>
           </w:p>
         </w:tc>
@@ -1557,7 +1557,7 @@
                 <w:sz w:val="17"/>
                 <w:szCs w:val="17"/>
               </w:rPr>
-              <w:t xml:space="preserve">R$ 1,29 mi (≈ 39%): cotas-parte, retenção de 5%, área municipal e programas públicos [valores NÃO VERIFICADOS]</w:t>
+              <w:t xml:space="preserve">R$ 1,83 mi (≈ 48%): cotas-parte, retenção de 5%, área municipal e programas públicos [valores NÃO VERIFICADOS]. Os +R$ 0,54 mi vêm de capital próprio/subvenção (São José, emendas, CDRU), nunca de mais FNE (+R$ 0,1 mi → mel −20% ≈ 1,46x)</w:t>
             </w:r>
           </w:p>
         </w:tc>
@@ -1711,7 +1711,7 @@
                 <w:sz w:val="17"/>
                 <w:szCs w:val="17"/>
               </w:rPr>
-              <w:t xml:space="preserve">Cooperado recebe 65% do granel PAA/Conab-CE = R$ 12,06/kg; com sobras, preço efetivo ≈ R$ 14,25/kg (atravessador ≈ R$ 12/kg)</w:t>
+              <w:t xml:space="preserve">Cooperado recebe 65% do granel PAA/Conab-CE = R$ 12,06/kg; com sobras, preço efetivo ≈ R$ 14,14/kg (atravessador ≈ R$ 12/kg)</w:t>
             </w:r>
           </w:p>
         </w:tc>
@@ -2354,7 +2354,7 @@
         <w:sz w:val="15"/>
         <w:szCs w:val="15"/>
       </w:rPr>
-      <w:t xml:space="preserve">Emissão: MHBV 011026 (01/10/2026) · Comissão Organizadora · Boa Viagem/CE · (88) 99726-4831</w:t>
+      <w:t xml:space="preserve">Emissão: MHBV 071026 (07/10/2026) · Comissão Organizadora · Boa Viagem/CE · (88) 99726-4831</w:t>
     </w:r>
   </w:p>
 </w:ftr>
@@ -2580,7 +2580,7 @@
         <w:sz w:val="14"/>
         <w:szCs w:val="14"/>
       </w:rPr>
-      <w:t xml:space="preserve">	Carta-Consulta MHBV-10 · MHBV 011026 (01/10/2026)</w:t>
+      <w:t xml:space="preserve">	Carta-Consulta MHBV-10 · MHBV 071026 (07/10/2026)</w:t>
     </w:r>
   </w:p>
   <w:p>
